--- a/Doc/fleet_phase2_handoff.docx
+++ b/Doc/fleet_phase2_handoff.docx
@@ -2,6 +2,1462 @@
 <file path=word/document.xml><?xml version="1.0" encoding="utf-8"?>
 <w:document xmlns:wpc="http://schemas.microsoft.com/office/word/2010/wordprocessingCanvas" xmlns:cx="http://schemas.microsoft.com/office/drawing/2014/chartex" xmlns:cx1="http://schemas.microsoft.com/office/drawing/2015/9/8/chartex" xmlns:cx2="http://schemas.microsoft.com/office/drawing/2015/10/21/chartex" xmlns:cx3="http://schemas.microsoft.com/office/drawing/2016/5/9/chartex" xmlns:cx4="http://schemas.microsoft.com/office/drawing/2016/5/10/chartex" xmlns:cx5="http://schemas.microsoft.com/office/drawing/2016/5/11/chartex" xmlns:cx6="http://schemas.microsoft.com/office/drawing/2016/5/12/chartex" xmlns:cx7="http://schemas.microsoft.com/office/drawing/2016/5/13/chartex" xmlns:cx8="http://schemas.microsoft.com/office/drawing/2016/5/14/chartex" xmlns:mc="http://schemas.openxmlformats.org/markup-compatibility/2006" xmlns:aink="http://schemas.microsoft.com/office/drawing/2016/ink" xmlns:am3d="http://schemas.microsoft.com/office/drawing/2017/model3d" xmlns:o="urn:schemas-microsoft-com:office:office" xmlns:oel="http://schemas.microsoft.com/office/2019/extlst" xmlns:r="http://schemas.openxmlformats.org/officeDocument/2006/relationships" xmlns:m="http://schemas.openxmlformats.org/officeDocument/2006/math" xmlns:v="urn:schemas-microsoft-com:vml" xmlns:wp14="http://schemas.microsoft.com/office/word/2010/wordprocessingDrawing" xmlns:wp="http://schemas.openxmlformats.org/drawingml/2006/wordprocessingDrawing" xmlns:w10="urn:schemas-microsoft-com:office:word" xmlns:w="http://schemas.openxmlformats.org/wordprocessingml/2006/main" xmlns:w14="http://schemas.microsoft.com/office/word/2010/wordml" xmlns:w15="http://schemas.microsoft.com/office/word/2012/wordml" xmlns:w16cex="http://schemas.microsoft.com/office/word/2018/wordml/cex" xmlns:w16cid="http://schemas.microsoft.com/office/word/2016/wordml/cid" xmlns:w16="http://schemas.microsoft.com/office/word/2018/wordml" xmlns:w16du="http://schemas.microsoft.com/office/word/2023/wordml/word16du" xmlns:w16sdtdh="http://schemas.microsoft.com/office/word/2020/wordml/sdtdatahash" xmlns:w16sdtfl="http://schemas.microsoft.com/office/word/2024/wordml/sdtformatlock" xmlns:w16se="http://schemas.microsoft.com/office/word/2015/wordml/symex" xmlns:wpg="http://schemas.microsoft.com/office/word/2010/wordprocessingGroup" xmlns:wpi="http://schemas.microsoft.com/office/word/2010/wordprocessingInk" xmlns:wne="http://schemas.microsoft.com/office/word/2006/wordml" xmlns:wps="http://schemas.microsoft.com/office/word/2010/wordprocessingShape" mc:Ignorable="w14 w15 w16se w16cid w16 w16cex w16sdtdh w16sdtfl w16du wp14">
   <w:body>
+    <w:p>
+      <w:pPr>
+        <w:jc w:val="center"/>
+        <w:rPr>
+          <w:b/>
+          <w:bCs/>
+          <w:color w:val="1F497D"/>
+          <w:sz w:val="40"/>
+          <w:szCs w:val="40"/>
+        </w:rPr>
+      </w:pPr>
+      <w:r>
+        <w:rPr>
+          <w:b/>
+          <w:bCs/>
+          <w:color w:val="1F497D"/>
+          <w:sz w:val="40"/>
+          <w:szCs w:val="40"/>
+        </w:rPr>
+        <w:t>TURN OFF NORDVPN</w:t>
+      </w:r>
+    </w:p>
+    <w:p>
+      <w:pPr>
+        <w:rPr>
+          <w:b/>
+          <w:bCs/>
+          <w:color w:val="1F497D"/>
+          <w:sz w:val="40"/>
+          <w:szCs w:val="40"/>
+        </w:rPr>
+      </w:pPr>
+      <w:r>
+        <w:rPr>
+          <w:b/>
+          <w:bCs/>
+          <w:color w:val="1F497D"/>
+          <w:sz w:val="40"/>
+          <w:szCs w:val="40"/>
+        </w:rPr>
+        <w:br w:type="page"/>
+      </w:r>
+    </w:p>
+    <w:p>
+      <w:pPr>
+        <w:jc w:val="center"/>
+      </w:pPr>
+      <w:r>
+        <w:lastRenderedPageBreak/>
+        <w:t xml:space="preserve">One thing to note for Phase 2 — the Fleet API on Amsterdam will serve from </w:t>
+      </w:r>
+      <w:r>
+        <w:rPr>
+          <w:rStyle w:val="HTMLCode"/>
+          <w:rFonts w:eastAsia="Arial"/>
+        </w:rPr>
+        <w:t>_</w:t>
+      </w:r>
+      <w:proofErr w:type="spellStart"/>
+      <w:r>
+        <w:rPr>
+          <w:rStyle w:val="HTMLCode"/>
+          <w:rFonts w:eastAsia="Arial"/>
+        </w:rPr>
+        <w:t>sync_monitor</w:t>
+      </w:r>
+      <w:proofErr w:type="spellEnd"/>
+      <w:r>
+        <w:rPr>
+          <w:rStyle w:val="HTMLCode"/>
+          <w:rFonts w:eastAsia="Arial"/>
+        </w:rPr>
+        <w:t>/</w:t>
+      </w:r>
+      <w:proofErr w:type="spellStart"/>
+      <w:r>
+        <w:rPr>
+          <w:rStyle w:val="HTMLCode"/>
+          <w:rFonts w:eastAsia="Arial"/>
+        </w:rPr>
+        <w:t>amsterdamdesktop</w:t>
+      </w:r>
+      <w:proofErr w:type="spellEnd"/>
+      <w:r>
+        <w:rPr>
+          <w:rStyle w:val="HTMLCode"/>
+          <w:rFonts w:eastAsia="Arial"/>
+        </w:rPr>
+        <w:t>/</w:t>
+      </w:r>
+      <w:proofErr w:type="spellStart"/>
+      <w:r>
+        <w:rPr>
+          <w:rStyle w:val="HTMLCode"/>
+          <w:rFonts w:eastAsia="Arial"/>
+        </w:rPr>
+        <w:t>server_status_all.json</w:t>
+      </w:r>
+      <w:proofErr w:type="spellEnd"/>
+      <w:r>
+        <w:t xml:space="preserve"> and the backup on </w:t>
+      </w:r>
+      <w:proofErr w:type="spellStart"/>
+      <w:r>
+        <w:t>ChatWorkhorse</w:t>
+      </w:r>
+      <w:proofErr w:type="spellEnd"/>
+      <w:r>
+        <w:t xml:space="preserve"> from </w:t>
+      </w:r>
+      <w:r>
+        <w:rPr>
+          <w:rStyle w:val="HTMLCode"/>
+          <w:rFonts w:eastAsia="Arial"/>
+        </w:rPr>
+        <w:t>_</w:t>
+      </w:r>
+      <w:proofErr w:type="spellStart"/>
+      <w:r>
+        <w:rPr>
+          <w:rStyle w:val="HTMLCode"/>
+          <w:rFonts w:eastAsia="Arial"/>
+        </w:rPr>
+        <w:t>sync_monitor</w:t>
+      </w:r>
+      <w:proofErr w:type="spellEnd"/>
+      <w:r>
+        <w:rPr>
+          <w:rStyle w:val="HTMLCode"/>
+          <w:rFonts w:eastAsia="Arial"/>
+        </w:rPr>
+        <w:t>/</w:t>
+      </w:r>
+      <w:proofErr w:type="spellStart"/>
+      <w:r>
+        <w:rPr>
+          <w:rStyle w:val="HTMLCode"/>
+          <w:rFonts w:eastAsia="Arial"/>
+        </w:rPr>
+        <w:t>chatworkhorse</w:t>
+      </w:r>
+      <w:proofErr w:type="spellEnd"/>
+      <w:r>
+        <w:rPr>
+          <w:rStyle w:val="HTMLCode"/>
+          <w:rFonts w:eastAsia="Arial"/>
+        </w:rPr>
+        <w:t>/</w:t>
+      </w:r>
+      <w:proofErr w:type="spellStart"/>
+      <w:r>
+        <w:rPr>
+          <w:rStyle w:val="HTMLCode"/>
+          <w:rFonts w:eastAsia="Arial"/>
+        </w:rPr>
+        <w:t>server_status_all.json</w:t>
+      </w:r>
+      <w:proofErr w:type="spellEnd"/>
+      <w:r>
+        <w:t>. Each serves its own view of the fleet, which is correct behavior.</w:t>
+      </w:r>
+    </w:p>
+    <w:p>
+      <w:r>
+        <w:br w:type="page"/>
+      </w:r>
+    </w:p>
+    <w:p>
+      <w:pPr>
+        <w:jc w:val="center"/>
+        <w:rPr>
+          <w:b/>
+          <w:bCs/>
+          <w:color w:val="1F497D"/>
+          <w:sz w:val="40"/>
+          <w:szCs w:val="40"/>
+        </w:rPr>
+      </w:pPr>
+    </w:p>
+    <w:p>
+      <w:pPr>
+        <w:jc w:val="center"/>
+        <w:rPr>
+          <w:b/>
+          <w:bCs/>
+          <w:color w:val="1F497D"/>
+          <w:sz w:val="40"/>
+          <w:szCs w:val="40"/>
+        </w:rPr>
+      </w:pPr>
+      <w:proofErr w:type="spellStart"/>
+      <w:r>
+        <w:rPr>
+          <w:b/>
+          <w:bCs/>
+          <w:color w:val="1F497D"/>
+          <w:sz w:val="40"/>
+          <w:szCs w:val="40"/>
+        </w:rPr>
+        <w:t>AdditionalNotes</w:t>
+      </w:r>
+      <w:proofErr w:type="spellEnd"/>
+      <w:r>
+        <w:rPr>
+          <w:b/>
+          <w:bCs/>
+          <w:color w:val="1F497D"/>
+          <w:sz w:val="40"/>
+          <w:szCs w:val="40"/>
+        </w:rPr>
+        <w:t>:</w:t>
+      </w:r>
+    </w:p>
+    <w:p>
+      <w:pPr>
+        <w:jc w:val="center"/>
+        <w:rPr>
+          <w:b/>
+          <w:bCs/>
+          <w:color w:val="1F497D"/>
+          <w:sz w:val="40"/>
+          <w:szCs w:val="40"/>
+        </w:rPr>
+      </w:pPr>
+    </w:p>
+    <w:p>
+      <w:pPr>
+        <w:jc w:val="center"/>
+        <w:rPr>
+          <w:b/>
+          <w:bCs/>
+          <w:color w:val="1F497D"/>
+          <w:sz w:val="40"/>
+          <w:szCs w:val="40"/>
+        </w:rPr>
+      </w:pPr>
+      <w:r>
+        <w:rPr>
+          <w:b/>
+          <w:bCs/>
+          <w:color w:val="1F497D"/>
+          <w:sz w:val="40"/>
+          <w:szCs w:val="40"/>
+        </w:rPr>
+        <w:t>New-</w:t>
+      </w:r>
+      <w:proofErr w:type="spellStart"/>
+      <w:r>
+        <w:rPr>
+          <w:b/>
+          <w:bCs/>
+          <w:color w:val="1F497D"/>
+          <w:sz w:val="40"/>
+          <w:szCs w:val="40"/>
+        </w:rPr>
+        <w:t>NetFirewallRule</w:t>
+      </w:r>
+      <w:proofErr w:type="spellEnd"/>
+      <w:r>
+        <w:rPr>
+          <w:b/>
+          <w:bCs/>
+          <w:color w:val="1F497D"/>
+          <w:sz w:val="40"/>
+          <w:szCs w:val="40"/>
+        </w:rPr>
+        <w:t xml:space="preserve"> -DisplayName "</w:t>
+      </w:r>
+      <w:proofErr w:type="spellStart"/>
+      <w:r>
+        <w:rPr>
+          <w:b/>
+          <w:bCs/>
+          <w:color w:val="1F497D"/>
+          <w:sz w:val="40"/>
+          <w:szCs w:val="40"/>
+        </w:rPr>
+        <w:t>Tailscale</w:t>
+      </w:r>
+      <w:proofErr w:type="spellEnd"/>
+      <w:r>
+        <w:rPr>
+          <w:b/>
+          <w:bCs/>
+          <w:color w:val="1F497D"/>
+          <w:sz w:val="40"/>
+          <w:szCs w:val="40"/>
+        </w:rPr>
+        <w:t xml:space="preserve"> - Flask API" -Direction Inbound -Protocol TCP -</w:t>
+      </w:r>
+      <w:proofErr w:type="spellStart"/>
+      <w:r>
+        <w:rPr>
+          <w:b/>
+          <w:bCs/>
+          <w:color w:val="1F497D"/>
+          <w:sz w:val="40"/>
+          <w:szCs w:val="40"/>
+        </w:rPr>
+        <w:t>LocalPort</w:t>
+      </w:r>
+      <w:proofErr w:type="spellEnd"/>
+      <w:r>
+        <w:rPr>
+          <w:b/>
+          <w:bCs/>
+          <w:color w:val="1F497D"/>
+          <w:sz w:val="40"/>
+          <w:szCs w:val="40"/>
+        </w:rPr>
+        <w:t xml:space="preserve"> 5000 -</w:t>
+      </w:r>
+      <w:proofErr w:type="spellStart"/>
+      <w:r>
+        <w:rPr>
+          <w:b/>
+          <w:bCs/>
+          <w:color w:val="1F497D"/>
+          <w:sz w:val="40"/>
+          <w:szCs w:val="40"/>
+        </w:rPr>
+        <w:t>InterfaceAlias</w:t>
+      </w:r>
+      <w:proofErr w:type="spellEnd"/>
+      <w:r>
+        <w:rPr>
+          <w:b/>
+          <w:bCs/>
+          <w:color w:val="1F497D"/>
+          <w:sz w:val="40"/>
+          <w:szCs w:val="40"/>
+        </w:rPr>
+        <w:t xml:space="preserve"> "</w:t>
+      </w:r>
+      <w:proofErr w:type="spellStart"/>
+      <w:r>
+        <w:rPr>
+          <w:b/>
+          <w:bCs/>
+          <w:color w:val="1F497D"/>
+          <w:sz w:val="40"/>
+          <w:szCs w:val="40"/>
+        </w:rPr>
+        <w:t>Tailscale</w:t>
+      </w:r>
+      <w:proofErr w:type="spellEnd"/>
+      <w:r>
+        <w:rPr>
+          <w:b/>
+          <w:bCs/>
+          <w:color w:val="1F497D"/>
+          <w:sz w:val="40"/>
+          <w:szCs w:val="40"/>
+        </w:rPr>
+        <w:t>" -Action Allow</w:t>
+      </w:r>
+    </w:p>
+    <w:p>
+      <w:pPr>
+        <w:jc w:val="center"/>
+        <w:rPr>
+          <w:b/>
+          <w:bCs/>
+          <w:color w:val="1F497D"/>
+          <w:sz w:val="40"/>
+          <w:szCs w:val="40"/>
+        </w:rPr>
+      </w:pPr>
+      <w:r>
+        <w:rPr>
+          <w:b/>
+          <w:bCs/>
+          <w:color w:val="1F497D"/>
+          <w:sz w:val="40"/>
+          <w:szCs w:val="40"/>
+        </w:rPr>
+        <w:t>New-</w:t>
+      </w:r>
+      <w:proofErr w:type="spellStart"/>
+      <w:r>
+        <w:rPr>
+          <w:b/>
+          <w:bCs/>
+          <w:color w:val="1F497D"/>
+          <w:sz w:val="40"/>
+          <w:szCs w:val="40"/>
+        </w:rPr>
+        <w:t>NetFirewallRule</w:t>
+      </w:r>
+      <w:proofErr w:type="spellEnd"/>
+      <w:r>
+        <w:rPr>
+          <w:b/>
+          <w:bCs/>
+          <w:color w:val="1F497D"/>
+          <w:sz w:val="40"/>
+          <w:szCs w:val="40"/>
+        </w:rPr>
+        <w:t xml:space="preserve"> -DisplayName "</w:t>
+      </w:r>
+      <w:proofErr w:type="spellStart"/>
+      <w:r>
+        <w:rPr>
+          <w:b/>
+          <w:bCs/>
+          <w:color w:val="1F497D"/>
+          <w:sz w:val="40"/>
+          <w:szCs w:val="40"/>
+        </w:rPr>
+        <w:t>Tailscale</w:t>
+      </w:r>
+      <w:proofErr w:type="spellEnd"/>
+      <w:r>
+        <w:rPr>
+          <w:b/>
+          <w:bCs/>
+          <w:color w:val="1F497D"/>
+          <w:sz w:val="40"/>
+          <w:szCs w:val="40"/>
+        </w:rPr>
+        <w:t xml:space="preserve"> - Flask API-Edit" -Direction Inbound -Protocol TCP -</w:t>
+      </w:r>
+      <w:proofErr w:type="spellStart"/>
+      <w:r>
+        <w:rPr>
+          <w:b/>
+          <w:bCs/>
+          <w:color w:val="1F497D"/>
+          <w:sz w:val="40"/>
+          <w:szCs w:val="40"/>
+        </w:rPr>
+        <w:t>LocalPort</w:t>
+      </w:r>
+      <w:proofErr w:type="spellEnd"/>
+      <w:r>
+        <w:rPr>
+          <w:b/>
+          <w:bCs/>
+          <w:color w:val="1F497D"/>
+          <w:sz w:val="40"/>
+          <w:szCs w:val="40"/>
+        </w:rPr>
+        <w:t xml:space="preserve"> 5001 -</w:t>
+      </w:r>
+      <w:proofErr w:type="spellStart"/>
+      <w:r>
+        <w:rPr>
+          <w:b/>
+          <w:bCs/>
+          <w:color w:val="1F497D"/>
+          <w:sz w:val="40"/>
+          <w:szCs w:val="40"/>
+        </w:rPr>
+        <w:t>InterfaceAlias</w:t>
+      </w:r>
+      <w:proofErr w:type="spellEnd"/>
+      <w:r>
+        <w:rPr>
+          <w:b/>
+          <w:bCs/>
+          <w:color w:val="1F497D"/>
+          <w:sz w:val="40"/>
+          <w:szCs w:val="40"/>
+        </w:rPr>
+        <w:t xml:space="preserve"> "</w:t>
+      </w:r>
+      <w:proofErr w:type="spellStart"/>
+      <w:r>
+        <w:rPr>
+          <w:b/>
+          <w:bCs/>
+          <w:color w:val="1F497D"/>
+          <w:sz w:val="40"/>
+          <w:szCs w:val="40"/>
+        </w:rPr>
+        <w:t>Tailscale</w:t>
+      </w:r>
+      <w:proofErr w:type="spellEnd"/>
+      <w:r>
+        <w:rPr>
+          <w:b/>
+          <w:bCs/>
+          <w:color w:val="1F497D"/>
+          <w:sz w:val="40"/>
+          <w:szCs w:val="40"/>
+        </w:rPr>
+        <w:t>" -Action Allow</w:t>
+      </w:r>
+    </w:p>
+    <w:p>
+      <w:pPr>
+        <w:jc w:val="center"/>
+        <w:rPr>
+          <w:b/>
+          <w:bCs/>
+          <w:color w:val="1F497D"/>
+          <w:sz w:val="40"/>
+          <w:szCs w:val="40"/>
+        </w:rPr>
+      </w:pPr>
+      <w:r>
+        <w:rPr>
+          <w:b/>
+          <w:bCs/>
+          <w:color w:val="1F497D"/>
+          <w:sz w:val="40"/>
+          <w:szCs w:val="40"/>
+        </w:rPr>
+        <w:t>New-</w:t>
+      </w:r>
+      <w:proofErr w:type="spellStart"/>
+      <w:r>
+        <w:rPr>
+          <w:b/>
+          <w:bCs/>
+          <w:color w:val="1F497D"/>
+          <w:sz w:val="40"/>
+          <w:szCs w:val="40"/>
+        </w:rPr>
+        <w:t>NetFirewallRule</w:t>
+      </w:r>
+      <w:proofErr w:type="spellEnd"/>
+      <w:r>
+        <w:rPr>
+          <w:b/>
+          <w:bCs/>
+          <w:color w:val="1F497D"/>
+          <w:sz w:val="40"/>
+          <w:szCs w:val="40"/>
+        </w:rPr>
+        <w:t xml:space="preserve"> -DisplayName "</w:t>
+      </w:r>
+      <w:proofErr w:type="spellStart"/>
+      <w:r>
+        <w:rPr>
+          <w:b/>
+          <w:bCs/>
+          <w:color w:val="1F497D"/>
+          <w:sz w:val="40"/>
+          <w:szCs w:val="40"/>
+        </w:rPr>
+        <w:t>Tailscale</w:t>
+      </w:r>
+      <w:proofErr w:type="spellEnd"/>
+      <w:r>
+        <w:rPr>
+          <w:b/>
+          <w:bCs/>
+          <w:color w:val="1F497D"/>
+          <w:sz w:val="40"/>
+          <w:szCs w:val="40"/>
+        </w:rPr>
+        <w:t xml:space="preserve"> - Flask Weather" -Direction Inbound -Protocol TCP -</w:t>
+      </w:r>
+      <w:proofErr w:type="spellStart"/>
+      <w:r>
+        <w:rPr>
+          <w:b/>
+          <w:bCs/>
+          <w:color w:val="1F497D"/>
+          <w:sz w:val="40"/>
+          <w:szCs w:val="40"/>
+        </w:rPr>
+        <w:t>LocalPort</w:t>
+      </w:r>
+      <w:proofErr w:type="spellEnd"/>
+      <w:r>
+        <w:rPr>
+          <w:b/>
+          <w:bCs/>
+          <w:color w:val="1F497D"/>
+          <w:sz w:val="40"/>
+          <w:szCs w:val="40"/>
+        </w:rPr>
+        <w:t xml:space="preserve"> 5005 -</w:t>
+      </w:r>
+      <w:proofErr w:type="spellStart"/>
+      <w:r>
+        <w:rPr>
+          <w:b/>
+          <w:bCs/>
+          <w:color w:val="1F497D"/>
+          <w:sz w:val="40"/>
+          <w:szCs w:val="40"/>
+        </w:rPr>
+        <w:t>InterfaceAlias</w:t>
+      </w:r>
+      <w:proofErr w:type="spellEnd"/>
+      <w:r>
+        <w:rPr>
+          <w:b/>
+          <w:bCs/>
+          <w:color w:val="1F497D"/>
+          <w:sz w:val="40"/>
+          <w:szCs w:val="40"/>
+        </w:rPr>
+        <w:t xml:space="preserve"> "</w:t>
+      </w:r>
+      <w:proofErr w:type="spellStart"/>
+      <w:r>
+        <w:rPr>
+          <w:b/>
+          <w:bCs/>
+          <w:color w:val="1F497D"/>
+          <w:sz w:val="40"/>
+          <w:szCs w:val="40"/>
+        </w:rPr>
+        <w:t>Tailscale</w:t>
+      </w:r>
+      <w:proofErr w:type="spellEnd"/>
+      <w:r>
+        <w:rPr>
+          <w:b/>
+          <w:bCs/>
+          <w:color w:val="1F497D"/>
+          <w:sz w:val="40"/>
+          <w:szCs w:val="40"/>
+        </w:rPr>
+        <w:t>" -Action Allow</w:t>
+      </w:r>
+    </w:p>
+    <w:p>
+      <w:pPr>
+        <w:jc w:val="center"/>
+        <w:rPr>
+          <w:b/>
+          <w:bCs/>
+          <w:color w:val="1F497D"/>
+          <w:sz w:val="40"/>
+          <w:szCs w:val="40"/>
+        </w:rPr>
+      </w:pPr>
+      <w:r>
+        <w:rPr>
+          <w:b/>
+          <w:bCs/>
+          <w:color w:val="1F497D"/>
+          <w:sz w:val="40"/>
+          <w:szCs w:val="40"/>
+        </w:rPr>
+        <w:t>New-</w:t>
+      </w:r>
+      <w:proofErr w:type="spellStart"/>
+      <w:r>
+        <w:rPr>
+          <w:b/>
+          <w:bCs/>
+          <w:color w:val="1F497D"/>
+          <w:sz w:val="40"/>
+          <w:szCs w:val="40"/>
+        </w:rPr>
+        <w:t>NetFirewallRule</w:t>
+      </w:r>
+      <w:proofErr w:type="spellEnd"/>
+      <w:r>
+        <w:rPr>
+          <w:b/>
+          <w:bCs/>
+          <w:color w:val="1F497D"/>
+          <w:sz w:val="40"/>
+          <w:szCs w:val="40"/>
+        </w:rPr>
+        <w:t xml:space="preserve"> -DisplayName "</w:t>
+      </w:r>
+      <w:proofErr w:type="spellStart"/>
+      <w:r>
+        <w:rPr>
+          <w:b/>
+          <w:bCs/>
+          <w:color w:val="1F497D"/>
+          <w:sz w:val="40"/>
+          <w:szCs w:val="40"/>
+        </w:rPr>
+        <w:t>Tailscale</w:t>
+      </w:r>
+      <w:proofErr w:type="spellEnd"/>
+      <w:r>
+        <w:rPr>
+          <w:b/>
+          <w:bCs/>
+          <w:color w:val="1F497D"/>
+          <w:sz w:val="40"/>
+          <w:szCs w:val="40"/>
+        </w:rPr>
+        <w:t xml:space="preserve"> - </w:t>
+      </w:r>
+      <w:proofErr w:type="spellStart"/>
+      <w:r>
+        <w:rPr>
+          <w:b/>
+          <w:bCs/>
+          <w:color w:val="1F497D"/>
+          <w:sz w:val="40"/>
+          <w:szCs w:val="40"/>
+        </w:rPr>
+        <w:t>OpenWebUI</w:t>
+      </w:r>
+      <w:proofErr w:type="spellEnd"/>
+      <w:r>
+        <w:rPr>
+          <w:b/>
+          <w:bCs/>
+          <w:color w:val="1F497D"/>
+          <w:sz w:val="40"/>
+          <w:szCs w:val="40"/>
+        </w:rPr>
+        <w:t>" -Direction Inbound -Protocol TCP -</w:t>
+      </w:r>
+      <w:proofErr w:type="spellStart"/>
+      <w:r>
+        <w:rPr>
+          <w:b/>
+          <w:bCs/>
+          <w:color w:val="1F497D"/>
+          <w:sz w:val="40"/>
+          <w:szCs w:val="40"/>
+        </w:rPr>
+        <w:t>LocalPort</w:t>
+      </w:r>
+      <w:proofErr w:type="spellEnd"/>
+      <w:r>
+        <w:rPr>
+          <w:b/>
+          <w:bCs/>
+          <w:color w:val="1F497D"/>
+          <w:sz w:val="40"/>
+          <w:szCs w:val="40"/>
+        </w:rPr>
+        <w:t xml:space="preserve"> 8080 -</w:t>
+      </w:r>
+      <w:proofErr w:type="spellStart"/>
+      <w:r>
+        <w:rPr>
+          <w:b/>
+          <w:bCs/>
+          <w:color w:val="1F497D"/>
+          <w:sz w:val="40"/>
+          <w:szCs w:val="40"/>
+        </w:rPr>
+        <w:t>InterfaceAlias</w:t>
+      </w:r>
+      <w:proofErr w:type="spellEnd"/>
+      <w:r>
+        <w:rPr>
+          <w:b/>
+          <w:bCs/>
+          <w:color w:val="1F497D"/>
+          <w:sz w:val="40"/>
+          <w:szCs w:val="40"/>
+        </w:rPr>
+        <w:t xml:space="preserve"> "</w:t>
+      </w:r>
+      <w:proofErr w:type="spellStart"/>
+      <w:r>
+        <w:rPr>
+          <w:b/>
+          <w:bCs/>
+          <w:color w:val="1F497D"/>
+          <w:sz w:val="40"/>
+          <w:szCs w:val="40"/>
+        </w:rPr>
+        <w:t>Tailscale</w:t>
+      </w:r>
+      <w:proofErr w:type="spellEnd"/>
+      <w:r>
+        <w:rPr>
+          <w:b/>
+          <w:bCs/>
+          <w:color w:val="1F497D"/>
+          <w:sz w:val="40"/>
+          <w:szCs w:val="40"/>
+        </w:rPr>
+        <w:t>" -Action Allow</w:t>
+      </w:r>
+    </w:p>
+    <w:p>
+      <w:pPr>
+        <w:jc w:val="center"/>
+        <w:rPr>
+          <w:b/>
+          <w:bCs/>
+          <w:color w:val="1F497D"/>
+          <w:sz w:val="40"/>
+          <w:szCs w:val="40"/>
+        </w:rPr>
+      </w:pPr>
+      <w:r>
+        <w:rPr>
+          <w:b/>
+          <w:bCs/>
+          <w:color w:val="1F497D"/>
+          <w:sz w:val="40"/>
+          <w:szCs w:val="40"/>
+        </w:rPr>
+        <w:t>New-</w:t>
+      </w:r>
+      <w:proofErr w:type="spellStart"/>
+      <w:r>
+        <w:rPr>
+          <w:b/>
+          <w:bCs/>
+          <w:color w:val="1F497D"/>
+          <w:sz w:val="40"/>
+          <w:szCs w:val="40"/>
+        </w:rPr>
+        <w:t>NetFirewallRule</w:t>
+      </w:r>
+      <w:proofErr w:type="spellEnd"/>
+      <w:r>
+        <w:rPr>
+          <w:b/>
+          <w:bCs/>
+          <w:color w:val="1F497D"/>
+          <w:sz w:val="40"/>
+          <w:szCs w:val="40"/>
+        </w:rPr>
+        <w:t xml:space="preserve"> -DisplayName "</w:t>
+      </w:r>
+      <w:proofErr w:type="spellStart"/>
+      <w:r>
+        <w:rPr>
+          <w:b/>
+          <w:bCs/>
+          <w:color w:val="1F497D"/>
+          <w:sz w:val="40"/>
+          <w:szCs w:val="40"/>
+        </w:rPr>
+        <w:t>Tailscale</w:t>
+      </w:r>
+      <w:proofErr w:type="spellEnd"/>
+      <w:r>
+        <w:rPr>
+          <w:b/>
+          <w:bCs/>
+          <w:color w:val="1F497D"/>
+          <w:sz w:val="40"/>
+          <w:szCs w:val="40"/>
+        </w:rPr>
+        <w:t xml:space="preserve"> - Fleet API" -Direction Inbound -Protocol TCP -</w:t>
+      </w:r>
+      <w:proofErr w:type="spellStart"/>
+      <w:r>
+        <w:rPr>
+          <w:b/>
+          <w:bCs/>
+          <w:color w:val="1F497D"/>
+          <w:sz w:val="40"/>
+          <w:szCs w:val="40"/>
+        </w:rPr>
+        <w:t>LocalPort</w:t>
+      </w:r>
+      <w:proofErr w:type="spellEnd"/>
+      <w:r>
+        <w:rPr>
+          <w:b/>
+          <w:bCs/>
+          <w:color w:val="1F497D"/>
+          <w:sz w:val="40"/>
+          <w:szCs w:val="40"/>
+        </w:rPr>
+        <w:t xml:space="preserve"> 5010 -</w:t>
+      </w:r>
+      <w:proofErr w:type="spellStart"/>
+      <w:r>
+        <w:rPr>
+          <w:b/>
+          <w:bCs/>
+          <w:color w:val="1F497D"/>
+          <w:sz w:val="40"/>
+          <w:szCs w:val="40"/>
+        </w:rPr>
+        <w:t>InterfaceAlias</w:t>
+      </w:r>
+      <w:proofErr w:type="spellEnd"/>
+      <w:r>
+        <w:rPr>
+          <w:b/>
+          <w:bCs/>
+          <w:color w:val="1F497D"/>
+          <w:sz w:val="40"/>
+          <w:szCs w:val="40"/>
+        </w:rPr>
+        <w:t xml:space="preserve"> "</w:t>
+      </w:r>
+      <w:proofErr w:type="spellStart"/>
+      <w:r>
+        <w:rPr>
+          <w:b/>
+          <w:bCs/>
+          <w:color w:val="1F497D"/>
+          <w:sz w:val="40"/>
+          <w:szCs w:val="40"/>
+        </w:rPr>
+        <w:t>Tailscale</w:t>
+      </w:r>
+      <w:proofErr w:type="spellEnd"/>
+      <w:r>
+        <w:rPr>
+          <w:b/>
+          <w:bCs/>
+          <w:color w:val="1F497D"/>
+          <w:sz w:val="40"/>
+          <w:szCs w:val="40"/>
+        </w:rPr>
+        <w:t>" -Action Allow</w:t>
+      </w:r>
+    </w:p>
+    <w:p>
+      <w:pPr>
+        <w:jc w:val="center"/>
+        <w:rPr>
+          <w:b/>
+          <w:bCs/>
+          <w:color w:val="1F497D"/>
+          <w:sz w:val="40"/>
+          <w:szCs w:val="40"/>
+        </w:rPr>
+      </w:pPr>
+      <w:r>
+        <w:rPr>
+          <w:b/>
+          <w:bCs/>
+          <w:color w:val="1F497D"/>
+          <w:sz w:val="40"/>
+          <w:szCs w:val="40"/>
+        </w:rPr>
+        <w:t>Set-</w:t>
+      </w:r>
+      <w:proofErr w:type="spellStart"/>
+      <w:r>
+        <w:rPr>
+          <w:b/>
+          <w:bCs/>
+          <w:color w:val="1F497D"/>
+          <w:sz w:val="40"/>
+          <w:szCs w:val="40"/>
+        </w:rPr>
+        <w:t>NetFirewallRule</w:t>
+      </w:r>
+      <w:proofErr w:type="spellEnd"/>
+      <w:r>
+        <w:rPr>
+          <w:b/>
+          <w:bCs/>
+          <w:color w:val="1F497D"/>
+          <w:sz w:val="40"/>
+          <w:szCs w:val="40"/>
+        </w:rPr>
+        <w:t xml:space="preserve"> -DisplayName "</w:t>
+      </w:r>
+      <w:proofErr w:type="spellStart"/>
+      <w:r>
+        <w:rPr>
+          <w:b/>
+          <w:bCs/>
+          <w:color w:val="1F497D"/>
+          <w:sz w:val="40"/>
+          <w:szCs w:val="40"/>
+        </w:rPr>
+        <w:t>Tailscale</w:t>
+      </w:r>
+      <w:proofErr w:type="spellEnd"/>
+      <w:r>
+        <w:rPr>
+          <w:b/>
+          <w:bCs/>
+          <w:color w:val="1F497D"/>
+          <w:sz w:val="40"/>
+          <w:szCs w:val="40"/>
+        </w:rPr>
+        <w:t xml:space="preserve"> - Flask API" -</w:t>
+      </w:r>
+      <w:proofErr w:type="spellStart"/>
+      <w:r>
+        <w:rPr>
+          <w:b/>
+          <w:bCs/>
+          <w:color w:val="1F497D"/>
+          <w:sz w:val="40"/>
+          <w:szCs w:val="40"/>
+        </w:rPr>
+        <w:t>InterfaceAlias</w:t>
+      </w:r>
+      <w:proofErr w:type="spellEnd"/>
+      <w:r>
+        <w:rPr>
+          <w:b/>
+          <w:bCs/>
+          <w:color w:val="1F497D"/>
+          <w:sz w:val="40"/>
+          <w:szCs w:val="40"/>
+        </w:rPr>
+        <w:t xml:space="preserve"> Any</w:t>
+      </w:r>
+    </w:p>
+    <w:p>
+      <w:pPr>
+        <w:jc w:val="center"/>
+        <w:rPr>
+          <w:b/>
+          <w:bCs/>
+          <w:color w:val="1F497D"/>
+          <w:sz w:val="40"/>
+          <w:szCs w:val="40"/>
+        </w:rPr>
+      </w:pPr>
+      <w:r>
+        <w:rPr>
+          <w:b/>
+          <w:bCs/>
+          <w:color w:val="1F497D"/>
+          <w:sz w:val="40"/>
+          <w:szCs w:val="40"/>
+        </w:rPr>
+        <w:t>Set-</w:t>
+      </w:r>
+      <w:proofErr w:type="spellStart"/>
+      <w:r>
+        <w:rPr>
+          <w:b/>
+          <w:bCs/>
+          <w:color w:val="1F497D"/>
+          <w:sz w:val="40"/>
+          <w:szCs w:val="40"/>
+        </w:rPr>
+        <w:t>NetFirewallRule</w:t>
+      </w:r>
+      <w:proofErr w:type="spellEnd"/>
+      <w:r>
+        <w:rPr>
+          <w:b/>
+          <w:bCs/>
+          <w:color w:val="1F497D"/>
+          <w:sz w:val="40"/>
+          <w:szCs w:val="40"/>
+        </w:rPr>
+        <w:t xml:space="preserve"> -DisplayName "</w:t>
+      </w:r>
+      <w:proofErr w:type="spellStart"/>
+      <w:r>
+        <w:rPr>
+          <w:b/>
+          <w:bCs/>
+          <w:color w:val="1F497D"/>
+          <w:sz w:val="40"/>
+          <w:szCs w:val="40"/>
+        </w:rPr>
+        <w:t>Tailscale</w:t>
+      </w:r>
+      <w:proofErr w:type="spellEnd"/>
+      <w:r>
+        <w:rPr>
+          <w:b/>
+          <w:bCs/>
+          <w:color w:val="1F497D"/>
+          <w:sz w:val="40"/>
+          <w:szCs w:val="40"/>
+        </w:rPr>
+        <w:t xml:space="preserve"> - Flask API-Edit" -</w:t>
+      </w:r>
+      <w:proofErr w:type="spellStart"/>
+      <w:r>
+        <w:rPr>
+          <w:b/>
+          <w:bCs/>
+          <w:color w:val="1F497D"/>
+          <w:sz w:val="40"/>
+          <w:szCs w:val="40"/>
+        </w:rPr>
+        <w:t>InterfaceAlias</w:t>
+      </w:r>
+      <w:proofErr w:type="spellEnd"/>
+      <w:r>
+        <w:rPr>
+          <w:b/>
+          <w:bCs/>
+          <w:color w:val="1F497D"/>
+          <w:sz w:val="40"/>
+          <w:szCs w:val="40"/>
+        </w:rPr>
+        <w:t xml:space="preserve"> Any</w:t>
+      </w:r>
+    </w:p>
+    <w:p>
+      <w:pPr>
+        <w:jc w:val="center"/>
+        <w:rPr>
+          <w:b/>
+          <w:bCs/>
+          <w:color w:val="1F497D"/>
+          <w:sz w:val="40"/>
+          <w:szCs w:val="40"/>
+        </w:rPr>
+      </w:pPr>
+      <w:r>
+        <w:rPr>
+          <w:b/>
+          <w:bCs/>
+          <w:color w:val="1F497D"/>
+          <w:sz w:val="40"/>
+          <w:szCs w:val="40"/>
+        </w:rPr>
+        <w:lastRenderedPageBreak/>
+        <w:t>Set-</w:t>
+      </w:r>
+      <w:proofErr w:type="spellStart"/>
+      <w:r>
+        <w:rPr>
+          <w:b/>
+          <w:bCs/>
+          <w:color w:val="1F497D"/>
+          <w:sz w:val="40"/>
+          <w:szCs w:val="40"/>
+        </w:rPr>
+        <w:t>NetFirewallRule</w:t>
+      </w:r>
+      <w:proofErr w:type="spellEnd"/>
+      <w:r>
+        <w:rPr>
+          <w:b/>
+          <w:bCs/>
+          <w:color w:val="1F497D"/>
+          <w:sz w:val="40"/>
+          <w:szCs w:val="40"/>
+        </w:rPr>
+        <w:t xml:space="preserve"> -DisplayName "</w:t>
+      </w:r>
+      <w:proofErr w:type="spellStart"/>
+      <w:r>
+        <w:rPr>
+          <w:b/>
+          <w:bCs/>
+          <w:color w:val="1F497D"/>
+          <w:sz w:val="40"/>
+          <w:szCs w:val="40"/>
+        </w:rPr>
+        <w:t>Tailscale</w:t>
+      </w:r>
+      <w:proofErr w:type="spellEnd"/>
+      <w:r>
+        <w:rPr>
+          <w:b/>
+          <w:bCs/>
+          <w:color w:val="1F497D"/>
+          <w:sz w:val="40"/>
+          <w:szCs w:val="40"/>
+        </w:rPr>
+        <w:t xml:space="preserve"> - Flask Weather" -</w:t>
+      </w:r>
+      <w:proofErr w:type="spellStart"/>
+      <w:r>
+        <w:rPr>
+          <w:b/>
+          <w:bCs/>
+          <w:color w:val="1F497D"/>
+          <w:sz w:val="40"/>
+          <w:szCs w:val="40"/>
+        </w:rPr>
+        <w:t>InterfaceAlias</w:t>
+      </w:r>
+      <w:proofErr w:type="spellEnd"/>
+      <w:r>
+        <w:rPr>
+          <w:b/>
+          <w:bCs/>
+          <w:color w:val="1F497D"/>
+          <w:sz w:val="40"/>
+          <w:szCs w:val="40"/>
+        </w:rPr>
+        <w:t xml:space="preserve"> Any</w:t>
+      </w:r>
+    </w:p>
+    <w:p>
+      <w:pPr>
+        <w:jc w:val="center"/>
+        <w:rPr>
+          <w:b/>
+          <w:bCs/>
+          <w:color w:val="1F497D"/>
+          <w:sz w:val="40"/>
+          <w:szCs w:val="40"/>
+        </w:rPr>
+      </w:pPr>
+      <w:r>
+        <w:rPr>
+          <w:b/>
+          <w:bCs/>
+          <w:color w:val="1F497D"/>
+          <w:sz w:val="40"/>
+          <w:szCs w:val="40"/>
+        </w:rPr>
+        <w:t>Set-</w:t>
+      </w:r>
+      <w:proofErr w:type="spellStart"/>
+      <w:r>
+        <w:rPr>
+          <w:b/>
+          <w:bCs/>
+          <w:color w:val="1F497D"/>
+          <w:sz w:val="40"/>
+          <w:szCs w:val="40"/>
+        </w:rPr>
+        <w:t>NetFirewallRule</w:t>
+      </w:r>
+      <w:proofErr w:type="spellEnd"/>
+      <w:r>
+        <w:rPr>
+          <w:b/>
+          <w:bCs/>
+          <w:color w:val="1F497D"/>
+          <w:sz w:val="40"/>
+          <w:szCs w:val="40"/>
+        </w:rPr>
+        <w:t xml:space="preserve"> -DisplayName "</w:t>
+      </w:r>
+      <w:proofErr w:type="spellStart"/>
+      <w:r>
+        <w:rPr>
+          <w:b/>
+          <w:bCs/>
+          <w:color w:val="1F497D"/>
+          <w:sz w:val="40"/>
+          <w:szCs w:val="40"/>
+        </w:rPr>
+        <w:t>Tailscale</w:t>
+      </w:r>
+      <w:proofErr w:type="spellEnd"/>
+      <w:r>
+        <w:rPr>
+          <w:b/>
+          <w:bCs/>
+          <w:color w:val="1F497D"/>
+          <w:sz w:val="40"/>
+          <w:szCs w:val="40"/>
+        </w:rPr>
+        <w:t xml:space="preserve"> - </w:t>
+      </w:r>
+      <w:proofErr w:type="spellStart"/>
+      <w:r>
+        <w:rPr>
+          <w:b/>
+          <w:bCs/>
+          <w:color w:val="1F497D"/>
+          <w:sz w:val="40"/>
+          <w:szCs w:val="40"/>
+        </w:rPr>
+        <w:t>OpenWebUI</w:t>
+      </w:r>
+      <w:proofErr w:type="spellEnd"/>
+      <w:r>
+        <w:rPr>
+          <w:b/>
+          <w:bCs/>
+          <w:color w:val="1F497D"/>
+          <w:sz w:val="40"/>
+          <w:szCs w:val="40"/>
+        </w:rPr>
+        <w:t>" -</w:t>
+      </w:r>
+      <w:proofErr w:type="spellStart"/>
+      <w:r>
+        <w:rPr>
+          <w:b/>
+          <w:bCs/>
+          <w:color w:val="1F497D"/>
+          <w:sz w:val="40"/>
+          <w:szCs w:val="40"/>
+        </w:rPr>
+        <w:t>InterfaceAlias</w:t>
+      </w:r>
+      <w:proofErr w:type="spellEnd"/>
+      <w:r>
+        <w:rPr>
+          <w:b/>
+          <w:bCs/>
+          <w:color w:val="1F497D"/>
+          <w:sz w:val="40"/>
+          <w:szCs w:val="40"/>
+        </w:rPr>
+        <w:t xml:space="preserve"> Any</w:t>
+      </w:r>
+    </w:p>
+    <w:p>
+      <w:pPr>
+        <w:jc w:val="center"/>
+        <w:rPr>
+          <w:b/>
+          <w:bCs/>
+          <w:color w:val="1F497D"/>
+          <w:sz w:val="40"/>
+          <w:szCs w:val="40"/>
+        </w:rPr>
+      </w:pPr>
+      <w:r>
+        <w:rPr>
+          <w:b/>
+          <w:bCs/>
+          <w:color w:val="1F497D"/>
+          <w:sz w:val="40"/>
+          <w:szCs w:val="40"/>
+        </w:rPr>
+        <w:t>Set-</w:t>
+      </w:r>
+      <w:proofErr w:type="spellStart"/>
+      <w:r>
+        <w:rPr>
+          <w:b/>
+          <w:bCs/>
+          <w:color w:val="1F497D"/>
+          <w:sz w:val="40"/>
+          <w:szCs w:val="40"/>
+        </w:rPr>
+        <w:t>NetFirewallRule</w:t>
+      </w:r>
+      <w:proofErr w:type="spellEnd"/>
+      <w:r>
+        <w:rPr>
+          <w:b/>
+          <w:bCs/>
+          <w:color w:val="1F497D"/>
+          <w:sz w:val="40"/>
+          <w:szCs w:val="40"/>
+        </w:rPr>
+        <w:t xml:space="preserve"> -DisplayName "</w:t>
+      </w:r>
+      <w:proofErr w:type="spellStart"/>
+      <w:r>
+        <w:rPr>
+          <w:b/>
+          <w:bCs/>
+          <w:color w:val="1F497D"/>
+          <w:sz w:val="40"/>
+          <w:szCs w:val="40"/>
+        </w:rPr>
+        <w:t>Tailscale</w:t>
+      </w:r>
+      <w:proofErr w:type="spellEnd"/>
+      <w:r>
+        <w:rPr>
+          <w:b/>
+          <w:bCs/>
+          <w:color w:val="1F497D"/>
+          <w:sz w:val="40"/>
+          <w:szCs w:val="40"/>
+        </w:rPr>
+        <w:t xml:space="preserve"> - Fleet API" -</w:t>
+      </w:r>
+      <w:proofErr w:type="spellStart"/>
+      <w:r>
+        <w:rPr>
+          <w:b/>
+          <w:bCs/>
+          <w:color w:val="1F497D"/>
+          <w:sz w:val="40"/>
+          <w:szCs w:val="40"/>
+        </w:rPr>
+        <w:t>InterfaceAlias</w:t>
+      </w:r>
+      <w:proofErr w:type="spellEnd"/>
+      <w:r>
+        <w:rPr>
+          <w:b/>
+          <w:bCs/>
+          <w:color w:val="1F497D"/>
+          <w:sz w:val="40"/>
+          <w:szCs w:val="40"/>
+        </w:rPr>
+        <w:t xml:space="preserve"> Any</w:t>
+      </w:r>
+    </w:p>
+    <w:p>
+      <w:pPr>
+        <w:jc w:val="center"/>
+        <w:rPr>
+          <w:b/>
+          <w:bCs/>
+          <w:color w:val="1F497D"/>
+          <w:sz w:val="40"/>
+          <w:szCs w:val="40"/>
+        </w:rPr>
+      </w:pPr>
+    </w:p>
+    <w:p>
+      <w:pPr>
+        <w:jc w:val="center"/>
+      </w:pPr>
+      <w:r>
+        <w:rPr>
+          <w:rStyle w:val="token"/>
+          <w:color w:val="70B8FF"/>
+        </w:rPr>
+        <w:t>Set-</w:t>
+      </w:r>
+      <w:proofErr w:type="spellStart"/>
+      <w:r>
+        <w:rPr>
+          <w:rStyle w:val="token"/>
+          <w:color w:val="70B8FF"/>
+        </w:rPr>
+        <w:t>NetFirewallProfile</w:t>
+      </w:r>
+      <w:proofErr w:type="spellEnd"/>
+      <w:r>
+        <w:t xml:space="preserve"> </w:t>
+      </w:r>
+      <w:r>
+        <w:rPr>
+          <w:rStyle w:val="token"/>
+          <w:color w:val="EAECF0"/>
+        </w:rPr>
+        <w:t>-</w:t>
+      </w:r>
+      <w:r>
+        <w:t xml:space="preserve">Profile </w:t>
+      </w:r>
+      <w:proofErr w:type="spellStart"/>
+      <w:proofErr w:type="gramStart"/>
+      <w:r>
+        <w:t>Domain</w:t>
+      </w:r>
+      <w:r>
+        <w:rPr>
+          <w:rStyle w:val="token"/>
+          <w:color w:val="D3D7DE"/>
+        </w:rPr>
+        <w:t>,</w:t>
+      </w:r>
+      <w:r>
+        <w:t>Private</w:t>
+      </w:r>
+      <w:proofErr w:type="spellEnd"/>
+      <w:proofErr w:type="gramEnd"/>
+      <w:r>
+        <w:t xml:space="preserve"> </w:t>
+      </w:r>
+      <w:r>
+        <w:rPr>
+          <w:rStyle w:val="token"/>
+          <w:color w:val="EAECF0"/>
+        </w:rPr>
+        <w:t>-</w:t>
+      </w:r>
+      <w:r>
+        <w:t>Enabled False</w:t>
+      </w:r>
+    </w:p>
+    <w:p>
+      <w:pPr>
+        <w:jc w:val="center"/>
+      </w:pPr>
+    </w:p>
+    <w:p>
+      <w:pPr>
+        <w:jc w:val="center"/>
+      </w:pPr>
+    </w:p>
     <w:p>
       <w:pPr>
         <w:jc w:val="center"/>
@@ -1446,12 +2902,6 @@
         <w:gridCol w:w="6560"/>
       </w:tblGrid>
       <w:tr>
-        <w:tblPrEx>
-          <w:tblCellMar>
-            <w:top w:w="0" w:type="dxa"/>
-            <w:bottom w:w="0" w:type="dxa"/>
-          </w:tblCellMar>
-        </w:tblPrEx>
         <w:tc>
           <w:tcPr>
             <w:tcW w:w="2800" w:type="dxa"/>
@@ -1580,12 +3030,6 @@
         </w:tc>
       </w:tr>
       <w:tr>
-        <w:tblPrEx>
-          <w:tblCellMar>
-            <w:top w:w="0" w:type="dxa"/>
-            <w:bottom w:w="0" w:type="dxa"/>
-          </w:tblCellMar>
-        </w:tblPrEx>
         <w:tc>
           <w:tcPr>
             <w:tcW w:w="2800" w:type="dxa"/>
@@ -1655,12 +3099,6 @@
         </w:tc>
       </w:tr>
       <w:tr>
-        <w:tblPrEx>
-          <w:tblCellMar>
-            <w:top w:w="0" w:type="dxa"/>
-            <w:bottom w:w="0" w:type="dxa"/>
-          </w:tblCellMar>
-        </w:tblPrEx>
         <w:tc>
           <w:tcPr>
             <w:tcW w:w="2800" w:type="dxa"/>
@@ -1751,12 +3189,6 @@
         </w:tc>
       </w:tr>
       <w:tr>
-        <w:tblPrEx>
-          <w:tblCellMar>
-            <w:top w:w="0" w:type="dxa"/>
-            <w:bottom w:w="0" w:type="dxa"/>
-          </w:tblCellMar>
-        </w:tblPrEx>
         <w:tc>
           <w:tcPr>
             <w:tcW w:w="2800" w:type="dxa"/>
@@ -1815,12 +3247,6 @@
         </w:tc>
       </w:tr>
       <w:tr>
-        <w:tblPrEx>
-          <w:tblCellMar>
-            <w:top w:w="0" w:type="dxa"/>
-            <w:bottom w:w="0" w:type="dxa"/>
-          </w:tblCellMar>
-        </w:tblPrEx>
         <w:tc>
           <w:tcPr>
             <w:tcW w:w="2800" w:type="dxa"/>
@@ -1901,12 +3327,6 @@
         </w:tc>
       </w:tr>
       <w:tr>
-        <w:tblPrEx>
-          <w:tblCellMar>
-            <w:top w:w="0" w:type="dxa"/>
-            <w:bottom w:w="0" w:type="dxa"/>
-          </w:tblCellMar>
-        </w:tblPrEx>
         <w:tc>
           <w:tcPr>
             <w:tcW w:w="2800" w:type="dxa"/>
@@ -2395,12 +3815,6 @@
         <w:gridCol w:w="6560"/>
       </w:tblGrid>
       <w:tr>
-        <w:tblPrEx>
-          <w:tblCellMar>
-            <w:top w:w="0" w:type="dxa"/>
-            <w:bottom w:w="0" w:type="dxa"/>
-          </w:tblCellMar>
-        </w:tblPrEx>
         <w:tc>
           <w:tcPr>
             <w:tcW w:w="2800" w:type="dxa"/>
@@ -2500,12 +3914,6 @@
         </w:tc>
       </w:tr>
       <w:tr>
-        <w:tblPrEx>
-          <w:tblCellMar>
-            <w:top w:w="0" w:type="dxa"/>
-            <w:bottom w:w="0" w:type="dxa"/>
-          </w:tblCellMar>
-        </w:tblPrEx>
         <w:tc>
           <w:tcPr>
             <w:tcW w:w="2800" w:type="dxa"/>
@@ -2630,12 +4038,6 @@
         </w:tc>
       </w:tr>
       <w:tr>
-        <w:tblPrEx>
-          <w:tblCellMar>
-            <w:top w:w="0" w:type="dxa"/>
-            <w:bottom w:w="0" w:type="dxa"/>
-          </w:tblCellMar>
-        </w:tblPrEx>
         <w:tc>
           <w:tcPr>
             <w:tcW w:w="2800" w:type="dxa"/>
@@ -2710,12 +4112,6 @@
         </w:tc>
       </w:tr>
       <w:tr>
-        <w:tblPrEx>
-          <w:tblCellMar>
-            <w:top w:w="0" w:type="dxa"/>
-            <w:bottom w:w="0" w:type="dxa"/>
-          </w:tblCellMar>
-        </w:tblPrEx>
         <w:tc>
           <w:tcPr>
             <w:tcW w:w="2800" w:type="dxa"/>
@@ -2837,12 +4233,6 @@
         </w:tc>
       </w:tr>
       <w:tr>
-        <w:tblPrEx>
-          <w:tblCellMar>
-            <w:top w:w="0" w:type="dxa"/>
-            <w:bottom w:w="0" w:type="dxa"/>
-          </w:tblCellMar>
-        </w:tblPrEx>
         <w:tc>
           <w:tcPr>
             <w:tcW w:w="2800" w:type="dxa"/>
@@ -2979,12 +4369,6 @@
         <w:gridCol w:w="6560"/>
       </w:tblGrid>
       <w:tr>
-        <w:tblPrEx>
-          <w:tblCellMar>
-            <w:top w:w="0" w:type="dxa"/>
-            <w:bottom w:w="0" w:type="dxa"/>
-          </w:tblCellMar>
-        </w:tblPrEx>
         <w:tc>
           <w:tcPr>
             <w:tcW w:w="2800" w:type="dxa"/>
@@ -3043,12 +4427,6 @@
         </w:tc>
       </w:tr>
       <w:tr>
-        <w:tblPrEx>
-          <w:tblCellMar>
-            <w:top w:w="0" w:type="dxa"/>
-            <w:bottom w:w="0" w:type="dxa"/>
-          </w:tblCellMar>
-        </w:tblPrEx>
         <w:tc>
           <w:tcPr>
             <w:tcW w:w="2800" w:type="dxa"/>
@@ -3116,12 +4494,6 @@
         </w:tc>
       </w:tr>
       <w:tr>
-        <w:tblPrEx>
-          <w:tblCellMar>
-            <w:top w:w="0" w:type="dxa"/>
-            <w:bottom w:w="0" w:type="dxa"/>
-          </w:tblCellMar>
-        </w:tblPrEx>
         <w:tc>
           <w:tcPr>
             <w:tcW w:w="2800" w:type="dxa"/>
@@ -3221,12 +4593,6 @@
         </w:tc>
       </w:tr>
       <w:tr>
-        <w:tblPrEx>
-          <w:tblCellMar>
-            <w:top w:w="0" w:type="dxa"/>
-            <w:bottom w:w="0" w:type="dxa"/>
-          </w:tblCellMar>
-        </w:tblPrEx>
         <w:tc>
           <w:tcPr>
             <w:tcW w:w="2800" w:type="dxa"/>
@@ -3285,12 +4651,6 @@
         </w:tc>
       </w:tr>
       <w:tr>
-        <w:tblPrEx>
-          <w:tblCellMar>
-            <w:top w:w="0" w:type="dxa"/>
-            <w:bottom w:w="0" w:type="dxa"/>
-          </w:tblCellMar>
-        </w:tblPrEx>
         <w:tc>
           <w:tcPr>
             <w:tcW w:w="2800" w:type="dxa"/>
@@ -3349,12 +4709,6 @@
         </w:tc>
       </w:tr>
       <w:tr>
-        <w:tblPrEx>
-          <w:tblCellMar>
-            <w:top w:w="0" w:type="dxa"/>
-            <w:bottom w:w="0" w:type="dxa"/>
-          </w:tblCellMar>
-        </w:tblPrEx>
         <w:tc>
           <w:tcPr>
             <w:tcW w:w="2800" w:type="dxa"/>
@@ -3413,12 +4767,6 @@
         </w:tc>
       </w:tr>
       <w:tr>
-        <w:tblPrEx>
-          <w:tblCellMar>
-            <w:top w:w="0" w:type="dxa"/>
-            <w:bottom w:w="0" w:type="dxa"/>
-          </w:tblCellMar>
-        </w:tblPrEx>
         <w:tc>
           <w:tcPr>
             <w:tcW w:w="2800" w:type="dxa"/>
@@ -3477,12 +4825,6 @@
         </w:tc>
       </w:tr>
       <w:tr>
-        <w:tblPrEx>
-          <w:tblCellMar>
-            <w:top w:w="0" w:type="dxa"/>
-            <w:bottom w:w="0" w:type="dxa"/>
-          </w:tblCellMar>
-        </w:tblPrEx>
         <w:tc>
           <w:tcPr>
             <w:tcW w:w="2800" w:type="dxa"/>
@@ -3541,12 +4883,6 @@
         </w:tc>
       </w:tr>
       <w:tr>
-        <w:tblPrEx>
-          <w:tblCellMar>
-            <w:top w:w="0" w:type="dxa"/>
-            <w:bottom w:w="0" w:type="dxa"/>
-          </w:tblCellMar>
-        </w:tblPrEx>
         <w:tc>
           <w:tcPr>
             <w:tcW w:w="2800" w:type="dxa"/>
@@ -4018,12 +5354,6 @@
         <w:gridCol w:w="6560"/>
       </w:tblGrid>
       <w:tr>
-        <w:tblPrEx>
-          <w:tblCellMar>
-            <w:top w:w="0" w:type="dxa"/>
-            <w:bottom w:w="0" w:type="dxa"/>
-          </w:tblCellMar>
-        </w:tblPrEx>
         <w:tc>
           <w:tcPr>
             <w:tcW w:w="2800" w:type="dxa"/>
@@ -4098,12 +5428,6 @@
         </w:tc>
       </w:tr>
       <w:tr>
-        <w:tblPrEx>
-          <w:tblCellMar>
-            <w:top w:w="0" w:type="dxa"/>
-            <w:bottom w:w="0" w:type="dxa"/>
-          </w:tblCellMar>
-        </w:tblPrEx>
         <w:tc>
           <w:tcPr>
             <w:tcW w:w="2800" w:type="dxa"/>
@@ -4162,12 +5486,6 @@
         </w:tc>
       </w:tr>
       <w:tr>
-        <w:tblPrEx>
-          <w:tblCellMar>
-            <w:top w:w="0" w:type="dxa"/>
-            <w:bottom w:w="0" w:type="dxa"/>
-          </w:tblCellMar>
-        </w:tblPrEx>
         <w:tc>
           <w:tcPr>
             <w:tcW w:w="2800" w:type="dxa"/>
@@ -4226,12 +5544,6 @@
         </w:tc>
       </w:tr>
       <w:tr>
-        <w:tblPrEx>
-          <w:tblCellMar>
-            <w:top w:w="0" w:type="dxa"/>
-            <w:bottom w:w="0" w:type="dxa"/>
-          </w:tblCellMar>
-        </w:tblPrEx>
         <w:tc>
           <w:tcPr>
             <w:tcW w:w="2800" w:type="dxa"/>
@@ -4290,12 +5602,6 @@
         </w:tc>
       </w:tr>
       <w:tr>
-        <w:tblPrEx>
-          <w:tblCellMar>
-            <w:top w:w="0" w:type="dxa"/>
-            <w:bottom w:w="0" w:type="dxa"/>
-          </w:tblCellMar>
-        </w:tblPrEx>
         <w:tc>
           <w:tcPr>
             <w:tcW w:w="2800" w:type="dxa"/>
@@ -4354,12 +5660,6 @@
         </w:tc>
       </w:tr>
       <w:tr>
-        <w:tblPrEx>
-          <w:tblCellMar>
-            <w:top w:w="0" w:type="dxa"/>
-            <w:bottom w:w="0" w:type="dxa"/>
-          </w:tblCellMar>
-        </w:tblPrEx>
         <w:tc>
           <w:tcPr>
             <w:tcW w:w="2800" w:type="dxa"/>
@@ -4453,12 +5753,6 @@
         <w:gridCol w:w="6560"/>
       </w:tblGrid>
       <w:tr>
-        <w:tblPrEx>
-          <w:tblCellMar>
-            <w:top w:w="0" w:type="dxa"/>
-            <w:bottom w:w="0" w:type="dxa"/>
-          </w:tblCellMar>
-        </w:tblPrEx>
         <w:tc>
           <w:tcPr>
             <w:tcW w:w="2800" w:type="dxa"/>
@@ -4549,12 +5843,6 @@
         </w:tc>
       </w:tr>
       <w:tr>
-        <w:tblPrEx>
-          <w:tblCellMar>
-            <w:top w:w="0" w:type="dxa"/>
-            <w:bottom w:w="0" w:type="dxa"/>
-          </w:tblCellMar>
-        </w:tblPrEx>
         <w:tc>
           <w:tcPr>
             <w:tcW w:w="2800" w:type="dxa"/>
@@ -4622,12 +5910,6 @@
         </w:tc>
       </w:tr>
       <w:tr>
-        <w:tblPrEx>
-          <w:tblCellMar>
-            <w:top w:w="0" w:type="dxa"/>
-            <w:bottom w:w="0" w:type="dxa"/>
-          </w:tblCellMar>
-        </w:tblPrEx>
         <w:tc>
           <w:tcPr>
             <w:tcW w:w="2800" w:type="dxa"/>
@@ -4686,12 +5968,6 @@
         </w:tc>
       </w:tr>
       <w:tr>
-        <w:tblPrEx>
-          <w:tblCellMar>
-            <w:top w:w="0" w:type="dxa"/>
-            <w:bottom w:w="0" w:type="dxa"/>
-          </w:tblCellMar>
-        </w:tblPrEx>
         <w:tc>
           <w:tcPr>
             <w:tcW w:w="2800" w:type="dxa"/>
@@ -4750,12 +6026,6 @@
         </w:tc>
       </w:tr>
       <w:tr>
-        <w:tblPrEx>
-          <w:tblCellMar>
-            <w:top w:w="0" w:type="dxa"/>
-            <w:bottom w:w="0" w:type="dxa"/>
-          </w:tblCellMar>
-        </w:tblPrEx>
         <w:tc>
           <w:tcPr>
             <w:tcW w:w="2800" w:type="dxa"/>
@@ -4953,12 +6223,6 @@
         <w:gridCol w:w="6560"/>
       </w:tblGrid>
       <w:tr>
-        <w:tblPrEx>
-          <w:tblCellMar>
-            <w:top w:w="0" w:type="dxa"/>
-            <w:bottom w:w="0" w:type="dxa"/>
-          </w:tblCellMar>
-        </w:tblPrEx>
         <w:tc>
           <w:tcPr>
             <w:tcW w:w="2800" w:type="dxa"/>
@@ -5049,12 +6313,6 @@
         </w:tc>
       </w:tr>
       <w:tr>
-        <w:tblPrEx>
-          <w:tblCellMar>
-            <w:top w:w="0" w:type="dxa"/>
-            <w:bottom w:w="0" w:type="dxa"/>
-          </w:tblCellMar>
-        </w:tblPrEx>
         <w:tc>
           <w:tcPr>
             <w:tcW w:w="2800" w:type="dxa"/>
@@ -5145,12 +6403,6 @@
         </w:tc>
       </w:tr>
       <w:tr>
-        <w:tblPrEx>
-          <w:tblCellMar>
-            <w:top w:w="0" w:type="dxa"/>
-            <w:bottom w:w="0" w:type="dxa"/>
-          </w:tblCellMar>
-        </w:tblPrEx>
         <w:tc>
           <w:tcPr>
             <w:tcW w:w="2800" w:type="dxa"/>
@@ -5209,12 +6461,6 @@
         </w:tc>
       </w:tr>
       <w:tr>
-        <w:tblPrEx>
-          <w:tblCellMar>
-            <w:top w:w="0" w:type="dxa"/>
-            <w:bottom w:w="0" w:type="dxa"/>
-          </w:tblCellMar>
-        </w:tblPrEx>
         <w:tc>
           <w:tcPr>
             <w:tcW w:w="2800" w:type="dxa"/>
@@ -5273,12 +6519,6 @@
         </w:tc>
       </w:tr>
       <w:tr>
-        <w:tblPrEx>
-          <w:tblCellMar>
-            <w:top w:w="0" w:type="dxa"/>
-            <w:bottom w:w="0" w:type="dxa"/>
-          </w:tblCellMar>
-        </w:tblPrEx>
         <w:tc>
           <w:tcPr>
             <w:tcW w:w="2800" w:type="dxa"/>
@@ -5393,12 +6633,6 @@
         <w:gridCol w:w="6560"/>
       </w:tblGrid>
       <w:tr>
-        <w:tblPrEx>
-          <w:tblCellMar>
-            <w:top w:w="0" w:type="dxa"/>
-            <w:bottom w:w="0" w:type="dxa"/>
-          </w:tblCellMar>
-        </w:tblPrEx>
         <w:tc>
           <w:tcPr>
             <w:tcW w:w="2800" w:type="dxa"/>
@@ -5466,12 +6700,6 @@
         </w:tc>
       </w:tr>
       <w:tr>
-        <w:tblPrEx>
-          <w:tblCellMar>
-            <w:top w:w="0" w:type="dxa"/>
-            <w:bottom w:w="0" w:type="dxa"/>
-          </w:tblCellMar>
-        </w:tblPrEx>
         <w:tc>
           <w:tcPr>
             <w:tcW w:w="2800" w:type="dxa"/>
@@ -5530,12 +6758,6 @@
         </w:tc>
       </w:tr>
       <w:tr>
-        <w:tblPrEx>
-          <w:tblCellMar>
-            <w:top w:w="0" w:type="dxa"/>
-            <w:bottom w:w="0" w:type="dxa"/>
-          </w:tblCellMar>
-        </w:tblPrEx>
         <w:tc>
           <w:tcPr>
             <w:tcW w:w="2800" w:type="dxa"/>
@@ -5664,12 +6886,6 @@
         <w:gridCol w:w="6560"/>
       </w:tblGrid>
       <w:tr>
-        <w:tblPrEx>
-          <w:tblCellMar>
-            <w:top w:w="0" w:type="dxa"/>
-            <w:bottom w:w="0" w:type="dxa"/>
-          </w:tblCellMar>
-        </w:tblPrEx>
         <w:tc>
           <w:tcPr>
             <w:tcW w:w="2800" w:type="dxa"/>
@@ -5728,12 +6944,6 @@
         </w:tc>
       </w:tr>
       <w:tr>
-        <w:tblPrEx>
-          <w:tblCellMar>
-            <w:top w:w="0" w:type="dxa"/>
-            <w:bottom w:w="0" w:type="dxa"/>
-          </w:tblCellMar>
-        </w:tblPrEx>
         <w:tc>
           <w:tcPr>
             <w:tcW w:w="2800" w:type="dxa"/>
@@ -5842,12 +7052,6 @@
         <w:gridCol w:w="6560"/>
       </w:tblGrid>
       <w:tr>
-        <w:tblPrEx>
-          <w:tblCellMar>
-            <w:top w:w="0" w:type="dxa"/>
-            <w:bottom w:w="0" w:type="dxa"/>
-          </w:tblCellMar>
-        </w:tblPrEx>
         <w:tc>
           <w:tcPr>
             <w:tcW w:w="2800" w:type="dxa"/>
@@ -5906,12 +7110,6 @@
         </w:tc>
       </w:tr>
       <w:tr>
-        <w:tblPrEx>
-          <w:tblCellMar>
-            <w:top w:w="0" w:type="dxa"/>
-            <w:bottom w:w="0" w:type="dxa"/>
-          </w:tblCellMar>
-        </w:tblPrEx>
         <w:tc>
           <w:tcPr>
             <w:tcW w:w="2800" w:type="dxa"/>
@@ -5971,12 +7169,6 @@
         </w:tc>
       </w:tr>
       <w:tr>
-        <w:tblPrEx>
-          <w:tblCellMar>
-            <w:top w:w="0" w:type="dxa"/>
-            <w:bottom w:w="0" w:type="dxa"/>
-          </w:tblCellMar>
-        </w:tblPrEx>
         <w:tc>
           <w:tcPr>
             <w:tcW w:w="2800" w:type="dxa"/>
@@ -6067,12 +7259,6 @@
         </w:tc>
       </w:tr>
       <w:tr>
-        <w:tblPrEx>
-          <w:tblCellMar>
-            <w:top w:w="0" w:type="dxa"/>
-            <w:bottom w:w="0" w:type="dxa"/>
-          </w:tblCellMar>
-        </w:tblPrEx>
         <w:tc>
           <w:tcPr>
             <w:tcW w:w="2800" w:type="dxa"/>
@@ -6179,12 +7365,6 @@
         </w:tc>
       </w:tr>
       <w:tr>
-        <w:tblPrEx>
-          <w:tblCellMar>
-            <w:top w:w="0" w:type="dxa"/>
-            <w:bottom w:w="0" w:type="dxa"/>
-          </w:tblCellMar>
-        </w:tblPrEx>
         <w:tc>
           <w:tcPr>
             <w:tcW w:w="2800" w:type="dxa"/>
@@ -6243,12 +7423,6 @@
         </w:tc>
       </w:tr>
       <w:tr>
-        <w:tblPrEx>
-          <w:tblCellMar>
-            <w:top w:w="0" w:type="dxa"/>
-            <w:bottom w:w="0" w:type="dxa"/>
-          </w:tblCellMar>
-        </w:tblPrEx>
         <w:tc>
           <w:tcPr>
             <w:tcW w:w="2800" w:type="dxa"/>
@@ -6307,12 +7481,6 @@
         </w:tc>
       </w:tr>
       <w:tr>
-        <w:tblPrEx>
-          <w:tblCellMar>
-            <w:top w:w="0" w:type="dxa"/>
-            <w:bottom w:w="0" w:type="dxa"/>
-          </w:tblCellMar>
-        </w:tblPrEx>
         <w:tc>
           <w:tcPr>
             <w:tcW w:w="2800" w:type="dxa"/>
@@ -6371,12 +7539,6 @@
         </w:tc>
       </w:tr>
       <w:tr>
-        <w:tblPrEx>
-          <w:tblCellMar>
-            <w:top w:w="0" w:type="dxa"/>
-            <w:bottom w:w="0" w:type="dxa"/>
-          </w:tblCellMar>
-        </w:tblPrEx>
         <w:tc>
           <w:tcPr>
             <w:tcW w:w="2800" w:type="dxa"/>
@@ -6435,12 +7597,6 @@
         </w:tc>
       </w:tr>
       <w:tr>
-        <w:tblPrEx>
-          <w:tblCellMar>
-            <w:top w:w="0" w:type="dxa"/>
-            <w:bottom w:w="0" w:type="dxa"/>
-          </w:tblCellMar>
-        </w:tblPrEx>
         <w:tc>
           <w:tcPr>
             <w:tcW w:w="2800" w:type="dxa"/>
@@ -6515,12 +7671,6 @@
         </w:tc>
       </w:tr>
       <w:tr>
-        <w:tblPrEx>
-          <w:tblCellMar>
-            <w:top w:w="0" w:type="dxa"/>
-            <w:bottom w:w="0" w:type="dxa"/>
-          </w:tblCellMar>
-        </w:tblPrEx>
         <w:tc>
           <w:tcPr>
             <w:tcW w:w="2800" w:type="dxa"/>
@@ -6579,12 +7729,6 @@
         </w:tc>
       </w:tr>
       <w:tr>
-        <w:tblPrEx>
-          <w:tblCellMar>
-            <w:top w:w="0" w:type="dxa"/>
-            <w:bottom w:w="0" w:type="dxa"/>
-          </w:tblCellMar>
-        </w:tblPrEx>
         <w:tc>
           <w:tcPr>
             <w:tcW w:w="2800" w:type="dxa"/>
@@ -6689,12 +7833,6 @@
         <w:gridCol w:w="6560"/>
       </w:tblGrid>
       <w:tr>
-        <w:tblPrEx>
-          <w:tblCellMar>
-            <w:top w:w="0" w:type="dxa"/>
-            <w:bottom w:w="0" w:type="dxa"/>
-          </w:tblCellMar>
-        </w:tblPrEx>
         <w:tc>
           <w:tcPr>
             <w:tcW w:w="2800" w:type="dxa"/>
@@ -6753,12 +7891,6 @@
         </w:tc>
       </w:tr>
       <w:tr>
-        <w:tblPrEx>
-          <w:tblCellMar>
-            <w:top w:w="0" w:type="dxa"/>
-            <w:bottom w:w="0" w:type="dxa"/>
-          </w:tblCellMar>
-        </w:tblPrEx>
         <w:tc>
           <w:tcPr>
             <w:tcW w:w="2800" w:type="dxa"/>
@@ -6817,12 +7949,6 @@
         </w:tc>
       </w:tr>
       <w:tr>
-        <w:tblPrEx>
-          <w:tblCellMar>
-            <w:top w:w="0" w:type="dxa"/>
-            <w:bottom w:w="0" w:type="dxa"/>
-          </w:tblCellMar>
-        </w:tblPrEx>
         <w:tc>
           <w:tcPr>
             <w:tcW w:w="2800" w:type="dxa"/>
@@ -6881,12 +8007,6 @@
         </w:tc>
       </w:tr>
       <w:tr>
-        <w:tblPrEx>
-          <w:tblCellMar>
-            <w:top w:w="0" w:type="dxa"/>
-            <w:bottom w:w="0" w:type="dxa"/>
-          </w:tblCellMar>
-        </w:tblPrEx>
         <w:tc>
           <w:tcPr>
             <w:tcW w:w="2800" w:type="dxa"/>
@@ -6945,12 +8065,6 @@
         </w:tc>
       </w:tr>
       <w:tr>
-        <w:tblPrEx>
-          <w:tblCellMar>
-            <w:top w:w="0" w:type="dxa"/>
-            <w:bottom w:w="0" w:type="dxa"/>
-          </w:tblCellMar>
-        </w:tblPrEx>
         <w:tc>
           <w:tcPr>
             <w:tcW w:w="2800" w:type="dxa"/>
@@ -7039,12 +8153,6 @@
         <w:gridCol w:w="6560"/>
       </w:tblGrid>
       <w:tr>
-        <w:tblPrEx>
-          <w:tblCellMar>
-            <w:top w:w="0" w:type="dxa"/>
-            <w:bottom w:w="0" w:type="dxa"/>
-          </w:tblCellMar>
-        </w:tblPrEx>
         <w:tc>
           <w:tcPr>
             <w:tcW w:w="2800" w:type="dxa"/>
@@ -7103,12 +8211,6 @@
         </w:tc>
       </w:tr>
       <w:tr>
-        <w:tblPrEx>
-          <w:tblCellMar>
-            <w:top w:w="0" w:type="dxa"/>
-            <w:bottom w:w="0" w:type="dxa"/>
-          </w:tblCellMar>
-        </w:tblPrEx>
         <w:tc>
           <w:tcPr>
             <w:tcW w:w="2800" w:type="dxa"/>
@@ -7167,12 +8269,6 @@
         </w:tc>
       </w:tr>
       <w:tr>
-        <w:tblPrEx>
-          <w:tblCellMar>
-            <w:top w:w="0" w:type="dxa"/>
-            <w:bottom w:w="0" w:type="dxa"/>
-          </w:tblCellMar>
-        </w:tblPrEx>
         <w:tc>
           <w:tcPr>
             <w:tcW w:w="2800" w:type="dxa"/>
@@ -7479,12 +8575,6 @@
         <w:gridCol w:w="6560"/>
       </w:tblGrid>
       <w:tr>
-        <w:tblPrEx>
-          <w:tblCellMar>
-            <w:top w:w="0" w:type="dxa"/>
-            <w:bottom w:w="0" w:type="dxa"/>
-          </w:tblCellMar>
-        </w:tblPrEx>
         <w:tc>
           <w:tcPr>
             <w:tcW w:w="2800" w:type="dxa"/>
@@ -7545,12 +8635,6 @@
         </w:tc>
       </w:tr>
       <w:tr>
-        <w:tblPrEx>
-          <w:tblCellMar>
-            <w:top w:w="0" w:type="dxa"/>
-            <w:bottom w:w="0" w:type="dxa"/>
-          </w:tblCellMar>
-        </w:tblPrEx>
         <w:tc>
           <w:tcPr>
             <w:tcW w:w="2800" w:type="dxa"/>
@@ -7636,12 +8720,6 @@
         </w:tc>
       </w:tr>
       <w:tr>
-        <w:tblPrEx>
-          <w:tblCellMar>
-            <w:top w:w="0" w:type="dxa"/>
-            <w:bottom w:w="0" w:type="dxa"/>
-          </w:tblCellMar>
-        </w:tblPrEx>
         <w:tc>
           <w:tcPr>
             <w:tcW w:w="2800" w:type="dxa"/>
@@ -7702,12 +8780,6 @@
         </w:tc>
       </w:tr>
       <w:tr>
-        <w:tblPrEx>
-          <w:tblCellMar>
-            <w:top w:w="0" w:type="dxa"/>
-            <w:bottom w:w="0" w:type="dxa"/>
-          </w:tblCellMar>
-        </w:tblPrEx>
         <w:tc>
           <w:tcPr>
             <w:tcW w:w="2800" w:type="dxa"/>
@@ -7768,12 +8840,6 @@
         </w:tc>
       </w:tr>
       <w:tr>
-        <w:tblPrEx>
-          <w:tblCellMar>
-            <w:top w:w="0" w:type="dxa"/>
-            <w:bottom w:w="0" w:type="dxa"/>
-          </w:tblCellMar>
-        </w:tblPrEx>
         <w:tc>
           <w:tcPr>
             <w:tcW w:w="2800" w:type="dxa"/>
@@ -7880,12 +8946,6 @@
         <w:gridCol w:w="6560"/>
       </w:tblGrid>
       <w:tr>
-        <w:tblPrEx>
-          <w:tblCellMar>
-            <w:top w:w="0" w:type="dxa"/>
-            <w:bottom w:w="0" w:type="dxa"/>
-          </w:tblCellMar>
-        </w:tblPrEx>
         <w:tc>
           <w:tcPr>
             <w:tcW w:w="2800" w:type="dxa"/>
@@ -8006,12 +9066,6 @@
         </w:tc>
       </w:tr>
       <w:tr>
-        <w:tblPrEx>
-          <w:tblCellMar>
-            <w:top w:w="0" w:type="dxa"/>
-            <w:bottom w:w="0" w:type="dxa"/>
-          </w:tblCellMar>
-        </w:tblPrEx>
         <w:tc>
           <w:tcPr>
             <w:tcW w:w="2800" w:type="dxa"/>
@@ -8132,12 +9186,6 @@
         </w:tc>
       </w:tr>
       <w:tr>
-        <w:tblPrEx>
-          <w:tblCellMar>
-            <w:top w:w="0" w:type="dxa"/>
-            <w:bottom w:w="0" w:type="dxa"/>
-          </w:tblCellMar>
-        </w:tblPrEx>
         <w:tc>
           <w:tcPr>
             <w:tcW w:w="2800" w:type="dxa"/>
@@ -8867,12 +9915,6 @@
         <w:gridCol w:w="6560"/>
       </w:tblGrid>
       <w:tr>
-        <w:tblPrEx>
-          <w:tblCellMar>
-            <w:top w:w="0" w:type="dxa"/>
-            <w:bottom w:w="0" w:type="dxa"/>
-          </w:tblCellMar>
-        </w:tblPrEx>
         <w:tc>
           <w:tcPr>
             <w:tcW w:w="2800" w:type="dxa"/>
@@ -8931,12 +9973,6 @@
         </w:tc>
       </w:tr>
       <w:tr>
-        <w:tblPrEx>
-          <w:tblCellMar>
-            <w:top w:w="0" w:type="dxa"/>
-            <w:bottom w:w="0" w:type="dxa"/>
-          </w:tblCellMar>
-        </w:tblPrEx>
         <w:tc>
           <w:tcPr>
             <w:tcW w:w="2800" w:type="dxa"/>
@@ -9004,12 +10040,6 @@
         </w:tc>
       </w:tr>
       <w:tr>
-        <w:tblPrEx>
-          <w:tblCellMar>
-            <w:top w:w="0" w:type="dxa"/>
-            <w:bottom w:w="0" w:type="dxa"/>
-          </w:tblCellMar>
-        </w:tblPrEx>
         <w:tc>
           <w:tcPr>
             <w:tcW w:w="2800" w:type="dxa"/>
@@ -9079,12 +10109,6 @@
         </w:tc>
       </w:tr>
       <w:tr>
-        <w:tblPrEx>
-          <w:tblCellMar>
-            <w:top w:w="0" w:type="dxa"/>
-            <w:bottom w:w="0" w:type="dxa"/>
-          </w:tblCellMar>
-        </w:tblPrEx>
         <w:tc>
           <w:tcPr>
             <w:tcW w:w="2800" w:type="dxa"/>
@@ -9154,12 +10178,6 @@
         </w:tc>
       </w:tr>
       <w:tr>
-        <w:tblPrEx>
-          <w:tblCellMar>
-            <w:top w:w="0" w:type="dxa"/>
-            <w:bottom w:w="0" w:type="dxa"/>
-          </w:tblCellMar>
-        </w:tblPrEx>
         <w:tc>
           <w:tcPr>
             <w:tcW w:w="2800" w:type="dxa"/>
@@ -9221,12 +10239,6 @@
         </w:tc>
       </w:tr>
       <w:tr>
-        <w:tblPrEx>
-          <w:tblCellMar>
-            <w:top w:w="0" w:type="dxa"/>
-            <w:bottom w:w="0" w:type="dxa"/>
-          </w:tblCellMar>
-        </w:tblPrEx>
         <w:tc>
           <w:tcPr>
             <w:tcW w:w="2800" w:type="dxa"/>
@@ -9301,12 +10313,6 @@
         </w:tc>
       </w:tr>
       <w:tr>
-        <w:tblPrEx>
-          <w:tblCellMar>
-            <w:top w:w="0" w:type="dxa"/>
-            <w:bottom w:w="0" w:type="dxa"/>
-          </w:tblCellMar>
-        </w:tblPrEx>
         <w:tc>
           <w:tcPr>
             <w:tcW w:w="2800" w:type="dxa"/>
